--- a/dic/السعودين/تعهد .docx
+++ b/dic/السعودين/تعهد .docx
@@ -9,9 +9,6 @@
           <w:rtl/>
         </w:rPr>
       </w:pPr>
-      <w:r>
-        <w:t xml:space="preserve"> 4</w:t>
-      </w:r>
     </w:p>
     <w:p>
       <w:pPr>
@@ -298,7 +295,7 @@
     <w:p>
       <w:pPr>
         <w:rPr>
-          <w:rFonts w:asciiTheme="minorBidi" w:hAnsiTheme="minorBidi" w:cs="PT Bold Heading"/>
+          <w:rFonts w:asciiTheme="minorBidi" w:hAnsiTheme="minorBidi" w:cs="PT Bold Heading" w:hint="cs"/>
           <w:b/>
           <w:bCs/>
           <w:color w:val="000000" w:themeColor="text1"/>
@@ -394,7 +391,103 @@
           <w:szCs w:val="36"/>
           <w:rtl/>
         </w:rPr>
-        <w:t xml:space="preserve">      ) اشهر و (        ) ايام وان اشتراطات السفر للدول العربية ان يتبقى في مدة الوثيقة ( 3 ) اشهر وبقية الدول ( 6 ) اشهر وحيث انه تم ابلاغي بذلك وارغب بالسفر تحت مسؤوليتي الكاملة واتحمل أي مسائلة تنجم عن ذلك او في حال اعادتي من دولة المقصد . </w:t>
+        <w:t xml:space="preserve">      ) اشهر و (        ) ايام وان اشتراطات السفر للدول العربية ان يتبقى في مدة الوثيقة</w:t>
+      </w:r>
+      <w:r>
+        <w:rPr>
+          <w:rFonts w:asciiTheme="minorBidi" w:hAnsiTheme="minorBidi" w:hint="cs"/>
+          <w:b/>
+          <w:bCs/>
+          <w:color w:val="000000" w:themeColor="text1"/>
+          <w:sz w:val="36"/>
+          <w:szCs w:val="36"/>
+          <w:rtl/>
+        </w:rPr>
+        <w:t xml:space="preserve"> (</w:t>
+      </w:r>
+      <w:r>
+        <w:rPr>
+          <w:rFonts w:asciiTheme="minorBidi" w:hAnsiTheme="minorBidi" w:hint="cs"/>
+          <w:b/>
+          <w:bCs/>
+          <w:color w:val="000000" w:themeColor="text1"/>
+          <w:sz w:val="36"/>
+          <w:szCs w:val="36"/>
+          <w:rtl/>
+        </w:rPr>
+        <w:t xml:space="preserve"> 3 </w:t>
+      </w:r>
+      <w:r>
+        <w:rPr>
+          <w:rFonts w:asciiTheme="minorBidi" w:hAnsiTheme="minorBidi" w:hint="cs"/>
+          <w:b/>
+          <w:bCs/>
+          <w:color w:val="000000" w:themeColor="text1"/>
+          <w:sz w:val="36"/>
+          <w:szCs w:val="36"/>
+          <w:rtl/>
+        </w:rPr>
+        <w:t xml:space="preserve">) </w:t>
+      </w:r>
+      <w:r>
+        <w:rPr>
+          <w:rFonts w:asciiTheme="minorBidi" w:hAnsiTheme="minorBidi" w:hint="cs"/>
+          <w:b/>
+          <w:bCs/>
+          <w:color w:val="000000" w:themeColor="text1"/>
+          <w:sz w:val="36"/>
+          <w:szCs w:val="36"/>
+          <w:rtl/>
+        </w:rPr>
+        <w:t>اشهر وبقية الدول</w:t>
+      </w:r>
+      <w:r>
+        <w:rPr>
+          <w:rFonts w:asciiTheme="minorBidi" w:hAnsiTheme="minorBidi" w:hint="cs"/>
+          <w:b/>
+          <w:bCs/>
+          <w:color w:val="000000" w:themeColor="text1"/>
+          <w:sz w:val="36"/>
+          <w:szCs w:val="36"/>
+          <w:rtl/>
+        </w:rPr>
+        <w:t xml:space="preserve"> (</w:t>
+      </w:r>
+      <w:r>
+        <w:rPr>
+          <w:rFonts w:asciiTheme="minorBidi" w:hAnsiTheme="minorBidi" w:hint="cs"/>
+          <w:b/>
+          <w:bCs/>
+          <w:color w:val="000000" w:themeColor="text1"/>
+          <w:sz w:val="36"/>
+          <w:szCs w:val="36"/>
+          <w:rtl/>
+        </w:rPr>
+        <w:t xml:space="preserve"> 6 </w:t>
+      </w:r>
+      <w:r>
+        <w:rPr>
+          <w:rFonts w:asciiTheme="minorBidi" w:hAnsiTheme="minorBidi" w:hint="cs"/>
+          <w:b/>
+          <w:bCs/>
+          <w:color w:val="000000" w:themeColor="text1"/>
+          <w:sz w:val="36"/>
+          <w:szCs w:val="36"/>
+          <w:rtl/>
+        </w:rPr>
+        <w:t xml:space="preserve">) </w:t>
+      </w:r>
+      <w:r>
+        <w:rPr>
+          <w:rFonts w:asciiTheme="minorBidi" w:hAnsiTheme="minorBidi" w:hint="cs"/>
+          <w:b/>
+          <w:bCs/>
+          <w:color w:val="000000" w:themeColor="text1"/>
+          <w:sz w:val="36"/>
+          <w:szCs w:val="36"/>
+          <w:rtl/>
+        </w:rPr>
+        <w:t xml:space="preserve">اشهر وحيث انه تم ابلاغي بذلك وارغب بالسفر تحت مسؤوليتي الكاملة واتحمل أي مسائلة تنجم عن ذلك او في حال اعادتي من دولة المقصد . </w:t>
       </w:r>
     </w:p>
     <w:p>
@@ -973,9 +1066,6 @@
       <w:pStyle w:val="a5"/>
     </w:pPr>
     <w:r>
-      <w:rPr>
-        <w:noProof/>
-      </w:rPr>
       <w:drawing>
         <wp:anchor distT="0" distB="0" distL="114300" distR="114300" simplePos="0" relativeHeight="251659264" behindDoc="1" locked="0" layoutInCell="1" allowOverlap="1" wp14:anchorId="25DCFBED" wp14:editId="666BAD88">
           <wp:simplePos x="0" y="0"/>
@@ -1049,9 +1139,6 @@
       </w:drawing>
     </w:r>
     <w:r>
-      <w:rPr>
-        <w:noProof/>
-      </w:rPr>
       <w:drawing>
         <wp:anchor distT="0" distB="0" distL="114300" distR="114300" simplePos="0" relativeHeight="251661312" behindDoc="1" locked="0" layoutInCell="1" allowOverlap="1" wp14:anchorId="4A12B888" wp14:editId="35C41776">
           <wp:simplePos x="0" y="0"/>
@@ -1125,9 +1212,6 @@
       </w:drawing>
     </w:r>
     <w:r>
-      <w:rPr>
-        <w:noProof/>
-      </w:rPr>
       <w:drawing>
         <wp:anchor distT="0" distB="0" distL="114300" distR="114300" simplePos="0" relativeHeight="251662336" behindDoc="1" locked="0" layoutInCell="1" allowOverlap="1" wp14:anchorId="4B3E089B" wp14:editId="21B7CBEC">
           <wp:simplePos x="0" y="0"/>
@@ -1219,9 +1303,6 @@
       </w:rPr>
     </w:pPr>
     <w:r>
-      <w:rPr>
-        <w:noProof/>
-      </w:rPr>
       <mc:AlternateContent>
         <mc:Choice Requires="wps">
           <w:drawing>
@@ -1357,11 +1438,11 @@
   <w:p>
     <w:pPr>
       <w:pStyle w:val="a5"/>
+      <w:rPr>
+        <w:rFonts w:hint="cs"/>
+      </w:rPr>
     </w:pPr>
     <w:r>
-      <w:rPr>
-        <w:noProof/>
-      </w:rPr>
       <mc:AlternateContent>
         <mc:Choice Requires="wps">
           <w:drawing>
@@ -1490,9 +1571,6 @@
       </mc:AlternateContent>
     </w:r>
     <w:r>
-      <w:rPr>
-        <w:noProof/>
-      </w:rPr>
       <w:drawing>
         <wp:anchor distT="0" distB="0" distL="114300" distR="114300" simplePos="0" relativeHeight="251660288" behindDoc="1" locked="0" layoutInCell="1" allowOverlap="1" wp14:anchorId="2605DD97" wp14:editId="3F6E87CF">
           <wp:simplePos x="0" y="0"/>
@@ -1983,7 +2061,6 @@
   <w:style w:type="character" w:default="1" w:styleId="a0">
     <w:name w:val="Default Paragraph Font"/>
     <w:uiPriority w:val="1"/>
-    <w:semiHidden/>
     <w:unhideWhenUsed/>
   </w:style>
   <w:style w:type="table" w:default="1" w:styleId="a1">

--- a/dic/السعودين/تعهد .docx
+++ b/dic/السعودين/تعهد .docx
@@ -36,28 +36,24 @@
     </w:p>
     <w:p>
       <w:pPr>
-        <w:rPr>
+        <w:jc w:val="center"/>
+        <w:rPr>
+          <w:rFonts w:cs="AL-Mohanad Bold"/>
+          <w:b/>
+          <w:bCs/>
+          <w:color w:val="FF0000"/>
           <w:sz w:val="36"/>
           <w:szCs w:val="36"/>
           <w:rtl/>
         </w:rPr>
       </w:pPr>
-      <w:r>
-        <w:tab/>
-      </w:r>
-      <w:r>
-        <w:rPr>
-          <w:rFonts w:hint="cs"/>
-          <w:sz w:val="36"/>
-          <w:szCs w:val="36"/>
-          <w:rtl/>
-        </w:rPr>
-        <w:t xml:space="preserve">                                      </w:t>
-      </w:r>
       <w:proofErr w:type="gramStart"/>
       <w:r>
         <w:rPr>
-          <w:rFonts w:hint="cs"/>
+          <w:rFonts w:cs="AL-Mohanad Bold" w:hint="cs"/>
+          <w:b/>
+          <w:bCs/>
+          <w:color w:val="FF0000"/>
           <w:sz w:val="36"/>
           <w:szCs w:val="36"/>
           <w:rtl/>
@@ -66,10 +62,10 @@
       </w:r>
       <w:r>
         <w:rPr>
-          <w:rFonts w:asciiTheme="minorBidi" w:hAnsiTheme="minorBidi" w:cs="PT Bold Heading" w:hint="cs"/>
-          <w:b/>
-          <w:bCs/>
-          <w:color w:val="000000" w:themeColor="text1"/>
+          <w:rFonts w:asciiTheme="minorBidi" w:hAnsiTheme="minorBidi" w:cs="AL-Mohanad Bold" w:hint="cs"/>
+          <w:b/>
+          <w:bCs/>
+          <w:color w:val="FF0000"/>
           <w:sz w:val="36"/>
           <w:szCs w:val="36"/>
           <w:rtl/>
@@ -79,24 +75,15 @@
       <w:proofErr w:type="gramEnd"/>
       <w:r>
         <w:rPr>
-          <w:rFonts w:asciiTheme="minorBidi" w:hAnsiTheme="minorBidi" w:cs="PT Bold Heading" w:hint="cs"/>
-          <w:b/>
-          <w:bCs/>
-          <w:color w:val="000000" w:themeColor="text1"/>
+          <w:rFonts w:asciiTheme="minorBidi" w:hAnsiTheme="minorBidi" w:cs="AL-Mohanad Bold" w:hint="cs"/>
+          <w:b/>
+          <w:bCs/>
+          <w:color w:val="FF0000"/>
           <w:sz w:val="36"/>
           <w:szCs w:val="36"/>
           <w:rtl/>
         </w:rPr>
         <w:t>)</w:t>
-      </w:r>
-      <w:r>
-        <w:rPr>
-          <w:rFonts w:hint="cs"/>
-          <w:sz w:val="36"/>
-          <w:szCs w:val="36"/>
-          <w:rtl/>
-        </w:rPr>
-        <w:t xml:space="preserve">  </w:t>
       </w:r>
     </w:p>
     <w:tbl>
@@ -125,7 +112,7 @@
             <w:pPr>
               <w:jc w:val="center"/>
               <w:rPr>
-                <w:rFonts w:asciiTheme="minorBidi" w:hAnsiTheme="minorBidi"/>
+                <w:rFonts w:asciiTheme="minorBidi" w:hAnsiTheme="minorBidi" w:cs="AL-Mohanad Bold"/>
                 <w:b/>
                 <w:bCs/>
                 <w:color w:val="000000" w:themeColor="text1"/>
@@ -136,7 +123,7 @@
             </w:pPr>
             <w:r>
               <w:rPr>
-                <w:rFonts w:asciiTheme="minorBidi" w:hAnsiTheme="minorBidi" w:hint="cs"/>
+                <w:rFonts w:asciiTheme="minorBidi" w:hAnsiTheme="minorBidi" w:cs="AL-Mohanad Bold" w:hint="cs"/>
                 <w:b/>
                 <w:bCs/>
                 <w:color w:val="000000" w:themeColor="text1"/>
@@ -157,7 +144,7 @@
             <w:pPr>
               <w:jc w:val="center"/>
               <w:rPr>
-                <w:rFonts w:asciiTheme="minorBidi" w:hAnsiTheme="minorBidi"/>
+                <w:rFonts w:asciiTheme="minorBidi" w:hAnsiTheme="minorBidi" w:cs="AL-Mohanad Bold"/>
                 <w:b/>
                 <w:bCs/>
                 <w:color w:val="000000" w:themeColor="text1"/>
@@ -168,7 +155,7 @@
             </w:pPr>
             <w:r>
               <w:rPr>
-                <w:rFonts w:asciiTheme="minorBidi" w:hAnsiTheme="minorBidi" w:hint="cs"/>
+                <w:rFonts w:asciiTheme="minorBidi" w:hAnsiTheme="minorBidi" w:cs="AL-Mohanad Bold" w:hint="cs"/>
                 <w:b/>
                 <w:bCs/>
                 <w:color w:val="000000" w:themeColor="text1"/>
@@ -176,19 +163,7 @@
                 <w:szCs w:val="28"/>
                 <w:rtl/>
               </w:rPr>
-              <w:t xml:space="preserve">الجنسية </w:t>
-            </w:r>
-            <w:r>
-              <w:rPr>
-                <w:rFonts w:asciiTheme="minorBidi" w:hAnsiTheme="minorBidi" w:hint="cs"/>
-                <w:b/>
-                <w:bCs/>
-                <w:color w:val="000000" w:themeColor="text1"/>
-                <w:sz w:val="28"/>
-                <w:szCs w:val="28"/>
-                <w:rtl/>
-              </w:rPr>
-              <w:t xml:space="preserve"> </w:t>
+              <w:t xml:space="preserve">الجنسية  </w:t>
             </w:r>
           </w:p>
         </w:tc>
@@ -201,7 +176,7 @@
             <w:pPr>
               <w:jc w:val="center"/>
               <w:rPr>
-                <w:rFonts w:asciiTheme="minorBidi" w:hAnsiTheme="minorBidi"/>
+                <w:rFonts w:asciiTheme="minorBidi" w:hAnsiTheme="minorBidi" w:cs="AL-Mohanad Bold"/>
                 <w:b/>
                 <w:bCs/>
                 <w:color w:val="000000" w:themeColor="text1"/>
@@ -212,7 +187,7 @@
             </w:pPr>
             <w:r>
               <w:rPr>
-                <w:rFonts w:asciiTheme="minorBidi" w:hAnsiTheme="minorBidi" w:hint="cs"/>
+                <w:rFonts w:asciiTheme="minorBidi" w:hAnsiTheme="minorBidi" w:cs="AL-Mohanad Bold" w:hint="cs"/>
                 <w:b/>
                 <w:bCs/>
                 <w:color w:val="000000" w:themeColor="text1"/>
@@ -254,7 +229,7 @@
             <w:pPr>
               <w:jc w:val="center"/>
               <w:rPr>
-                <w:rFonts w:asciiTheme="minorBidi" w:hAnsiTheme="minorBidi"/>
+                <w:rFonts w:asciiTheme="minorBidi" w:hAnsiTheme="minorBidi" w:cs="AL-Mohanad Bold"/>
                 <w:color w:val="000000" w:themeColor="text1"/>
                 <w:sz w:val="28"/>
                 <w:szCs w:val="28"/>
@@ -263,7 +238,7 @@
             </w:pPr>
             <w:r>
               <w:rPr>
-                <w:rFonts w:asciiTheme="minorBidi" w:hAnsiTheme="minorBidi" w:hint="cs"/>
+                <w:rFonts w:asciiTheme="minorBidi" w:hAnsiTheme="minorBidi" w:cs="AL-Mohanad Bold" w:hint="cs"/>
                 <w:color w:val="000000" w:themeColor="text1"/>
                 <w:sz w:val="28"/>
                 <w:szCs w:val="28"/>
@@ -295,7 +270,7 @@
     <w:p>
       <w:pPr>
         <w:rPr>
-          <w:rFonts w:asciiTheme="minorBidi" w:hAnsiTheme="minorBidi" w:cs="PT Bold Heading" w:hint="cs"/>
+          <w:rFonts w:asciiTheme="minorBidi" w:hAnsiTheme="minorBidi" w:cs="PT Bold Heading"/>
           <w:b/>
           <w:bCs/>
           <w:color w:val="000000" w:themeColor="text1"/>
@@ -345,155 +320,11 @@
     </w:p>
     <w:p>
       <w:pPr>
-        <w:rPr>
-          <w:rFonts w:asciiTheme="minorBidi" w:hAnsiTheme="minorBidi"/>
-          <w:b/>
-          <w:bCs/>
-          <w:color w:val="000000" w:themeColor="text1"/>
-          <w:sz w:val="36"/>
-          <w:szCs w:val="36"/>
-          <w:rtl/>
-        </w:rPr>
-      </w:pPr>
-      <w:r>
-        <w:rPr>
-          <w:rFonts w:asciiTheme="minorBidi" w:hAnsiTheme="minorBidi" w:hint="cs"/>
-          <w:b/>
-          <w:bCs/>
-          <w:color w:val="000000" w:themeColor="text1"/>
-          <w:sz w:val="36"/>
-          <w:szCs w:val="36"/>
-          <w:rtl/>
-        </w:rPr>
-        <w:t xml:space="preserve">اقر انا الموقع ادناه بان المدة المتبقية في وثيقة سفري هي </w:t>
-      </w:r>
-      <w:proofErr w:type="gramStart"/>
-      <w:r>
-        <w:rPr>
-          <w:rFonts w:asciiTheme="minorBidi" w:hAnsiTheme="minorBidi" w:hint="cs"/>
-          <w:b/>
-          <w:bCs/>
-          <w:color w:val="000000" w:themeColor="text1"/>
-          <w:sz w:val="36"/>
-          <w:szCs w:val="36"/>
-          <w:rtl/>
-        </w:rPr>
-        <w:t xml:space="preserve">(  </w:t>
-      </w:r>
-      <w:proofErr w:type="gramEnd"/>
-      <w:r>
-        <w:rPr>
-          <w:rFonts w:asciiTheme="minorBidi" w:hAnsiTheme="minorBidi" w:hint="cs"/>
-          <w:b/>
-          <w:bCs/>
-          <w:color w:val="000000" w:themeColor="text1"/>
-          <w:sz w:val="36"/>
-          <w:szCs w:val="36"/>
-          <w:rtl/>
-        </w:rPr>
-        <w:t xml:space="preserve">      ) اشهر و (        ) ايام وان اشتراطات السفر للدول العربية ان يتبقى في مدة الوثيقة</w:t>
-      </w:r>
-      <w:r>
-        <w:rPr>
-          <w:rFonts w:asciiTheme="minorBidi" w:hAnsiTheme="minorBidi" w:hint="cs"/>
-          <w:b/>
-          <w:bCs/>
-          <w:color w:val="000000" w:themeColor="text1"/>
-          <w:sz w:val="36"/>
-          <w:szCs w:val="36"/>
-          <w:rtl/>
-        </w:rPr>
-        <w:t xml:space="preserve"> (</w:t>
-      </w:r>
-      <w:r>
-        <w:rPr>
-          <w:rFonts w:asciiTheme="minorBidi" w:hAnsiTheme="minorBidi" w:hint="cs"/>
-          <w:b/>
-          <w:bCs/>
-          <w:color w:val="000000" w:themeColor="text1"/>
-          <w:sz w:val="36"/>
-          <w:szCs w:val="36"/>
-          <w:rtl/>
-        </w:rPr>
-        <w:t xml:space="preserve"> 3 </w:t>
-      </w:r>
-      <w:r>
-        <w:rPr>
-          <w:rFonts w:asciiTheme="minorBidi" w:hAnsiTheme="minorBidi" w:hint="cs"/>
-          <w:b/>
-          <w:bCs/>
-          <w:color w:val="000000" w:themeColor="text1"/>
-          <w:sz w:val="36"/>
-          <w:szCs w:val="36"/>
-          <w:rtl/>
-        </w:rPr>
-        <w:t xml:space="preserve">) </w:t>
-      </w:r>
-      <w:r>
-        <w:rPr>
-          <w:rFonts w:asciiTheme="minorBidi" w:hAnsiTheme="minorBidi" w:hint="cs"/>
-          <w:b/>
-          <w:bCs/>
-          <w:color w:val="000000" w:themeColor="text1"/>
-          <w:sz w:val="36"/>
-          <w:szCs w:val="36"/>
-          <w:rtl/>
-        </w:rPr>
-        <w:t>اشهر وبقية الدول</w:t>
-      </w:r>
-      <w:r>
-        <w:rPr>
-          <w:rFonts w:asciiTheme="minorBidi" w:hAnsiTheme="minorBidi" w:hint="cs"/>
-          <w:b/>
-          <w:bCs/>
-          <w:color w:val="000000" w:themeColor="text1"/>
-          <w:sz w:val="36"/>
-          <w:szCs w:val="36"/>
-          <w:rtl/>
-        </w:rPr>
-        <w:t xml:space="preserve"> (</w:t>
-      </w:r>
-      <w:r>
-        <w:rPr>
-          <w:rFonts w:asciiTheme="minorBidi" w:hAnsiTheme="minorBidi" w:hint="cs"/>
-          <w:b/>
-          <w:bCs/>
-          <w:color w:val="000000" w:themeColor="text1"/>
-          <w:sz w:val="36"/>
-          <w:szCs w:val="36"/>
-          <w:rtl/>
-        </w:rPr>
-        <w:t xml:space="preserve"> 6 </w:t>
-      </w:r>
-      <w:r>
-        <w:rPr>
-          <w:rFonts w:asciiTheme="minorBidi" w:hAnsiTheme="minorBidi" w:hint="cs"/>
-          <w:b/>
-          <w:bCs/>
-          <w:color w:val="000000" w:themeColor="text1"/>
-          <w:sz w:val="36"/>
-          <w:szCs w:val="36"/>
-          <w:rtl/>
-        </w:rPr>
-        <w:t xml:space="preserve">) </w:t>
-      </w:r>
-      <w:r>
-        <w:rPr>
-          <w:rFonts w:asciiTheme="minorBidi" w:hAnsiTheme="minorBidi" w:hint="cs"/>
-          <w:b/>
-          <w:bCs/>
-          <w:color w:val="000000" w:themeColor="text1"/>
-          <w:sz w:val="36"/>
-          <w:szCs w:val="36"/>
-          <w:rtl/>
-        </w:rPr>
-        <w:t xml:space="preserve">اشهر وحيث انه تم ابلاغي بذلك وارغب بالسفر تحت مسؤوليتي الكاملة واتحمل أي مسائلة تنجم عن ذلك او في حال اعادتي من دولة المقصد . </w:t>
-      </w:r>
-    </w:p>
-    <w:p>
-      <w:pPr>
-        <w:rPr>
-          <w:rFonts w:asciiTheme="minorBidi" w:hAnsiTheme="minorBidi"/>
+        <w:jc w:val="center"/>
+        <w:rPr>
+          <w:rFonts w:asciiTheme="minorBidi" w:hAnsiTheme="minorBidi" w:cs="AL-Mohanad Bold"/>
+          <w:b/>
+          <w:bCs/>
           <w:color w:val="000000" w:themeColor="text1"/>
           <w:sz w:val="26"/>
           <w:szCs w:val="26"/>
@@ -502,83 +333,53 @@
       </w:pPr>
       <w:r>
         <w:rPr>
-          <w:rFonts w:ascii="MS Gothic" w:eastAsia="MS Gothic" w:hAnsi="MS Gothic" w:hint="cs"/>
-          <w:color w:val="000000" w:themeColor="text1"/>
-          <w:sz w:val="26"/>
-          <w:szCs w:val="26"/>
-          <w:rtl/>
-        </w:rPr>
-        <w:t xml:space="preserve"> </w:t>
-      </w:r>
-      <w:r>
-        <w:rPr>
-          <w:rFonts w:asciiTheme="minorBidi" w:hAnsiTheme="minorBidi" w:hint="cs"/>
-          <w:color w:val="000000" w:themeColor="text1"/>
-          <w:sz w:val="26"/>
-          <w:szCs w:val="26"/>
-          <w:rtl/>
-        </w:rPr>
-        <w:t xml:space="preserve">        </w:t>
-      </w:r>
-      <w:r>
-        <w:rPr>
-          <w:rFonts w:asciiTheme="minorBidi" w:hAnsiTheme="minorBidi" w:hint="cs"/>
-          <w:color w:val="000000" w:themeColor="text1"/>
-          <w:sz w:val="36"/>
-          <w:szCs w:val="36"/>
-          <w:rtl/>
-        </w:rPr>
-        <w:t xml:space="preserve">                                   </w:t>
-      </w:r>
-      <w:r>
-        <w:rPr>
-          <w:rFonts w:asciiTheme="minorBidi" w:hAnsiTheme="minorBidi" w:hint="cs"/>
-          <w:b/>
-          <w:bCs/>
-          <w:color w:val="000000" w:themeColor="text1"/>
-          <w:sz w:val="36"/>
-          <w:szCs w:val="36"/>
-          <w:rtl/>
-        </w:rPr>
-        <w:t xml:space="preserve">وعلى ذلك </w:t>
+          <w:rFonts w:asciiTheme="minorBidi" w:hAnsiTheme="minorBidi" w:cs="AL-Mohanad Bold" w:hint="cs"/>
+          <w:b/>
+          <w:bCs/>
+          <w:color w:val="000000" w:themeColor="text1"/>
+          <w:sz w:val="36"/>
+          <w:szCs w:val="36"/>
+          <w:rtl/>
+        </w:rPr>
+        <w:t xml:space="preserve">اقر انا الموقع ادناه بان المدة المتبقية في وثيقة سفري هي </w:t>
       </w:r>
       <w:proofErr w:type="gramStart"/>
       <w:r>
         <w:rPr>
-          <w:rFonts w:asciiTheme="minorBidi" w:hAnsiTheme="minorBidi" w:hint="cs"/>
-          <w:b/>
-          <w:bCs/>
-          <w:color w:val="000000" w:themeColor="text1"/>
-          <w:sz w:val="36"/>
-          <w:szCs w:val="36"/>
-          <w:rtl/>
-        </w:rPr>
-        <w:t>ا</w:t>
-      </w:r>
-      <w:r>
-        <w:rPr>
-          <w:rFonts w:asciiTheme="minorBidi" w:hAnsiTheme="minorBidi" w:hint="cs"/>
-          <w:b/>
-          <w:bCs/>
-          <w:color w:val="000000" w:themeColor="text1"/>
-          <w:sz w:val="36"/>
-          <w:szCs w:val="36"/>
-          <w:rtl/>
-        </w:rPr>
-        <w:t>وقع ,,,</w:t>
+          <w:rFonts w:asciiTheme="minorBidi" w:hAnsiTheme="minorBidi" w:cs="AL-Mohanad Bold" w:hint="cs"/>
+          <w:b/>
+          <w:bCs/>
+          <w:color w:val="000000" w:themeColor="text1"/>
+          <w:sz w:val="36"/>
+          <w:szCs w:val="36"/>
+          <w:rtl/>
+        </w:rPr>
+        <w:t xml:space="preserve">(  </w:t>
       </w:r>
       <w:proofErr w:type="gramEnd"/>
       <w:r>
         <w:rPr>
-          <w:rFonts w:asciiTheme="minorBidi" w:hAnsiTheme="minorBidi" w:hint="cs"/>
-          <w:b/>
-          <w:bCs/>
-          <w:color w:val="000000" w:themeColor="text1"/>
-          <w:sz w:val="36"/>
-          <w:szCs w:val="36"/>
-          <w:rtl/>
-        </w:rPr>
-        <w:t xml:space="preserve"> </w:t>
+          <w:rFonts w:asciiTheme="minorBidi" w:hAnsiTheme="minorBidi" w:cs="AL-Mohanad Bold" w:hint="cs"/>
+          <w:b/>
+          <w:bCs/>
+          <w:color w:val="000000" w:themeColor="text1"/>
+          <w:sz w:val="36"/>
+          <w:szCs w:val="36"/>
+          <w:rtl/>
+        </w:rPr>
+        <w:t xml:space="preserve">      ) اشهر و (        ) ايام وان اشتراطات السفر للدول العربية ان يتبقى في مدة الوثيقة ( 3 ) اشهر وبقية الدول ( 6 ) اشهر وحيث انه تم ابلاغي بذلك وارغب بالسفر تحت مسؤوليتي الكاملة واتحمل أي مسائلة تنجم عن ذلك او في حال اعادتي من دولة المقصد .</w:t>
+      </w:r>
+      <w:r>
+        <w:rPr>
+          <w:rFonts w:asciiTheme="minorBidi" w:hAnsiTheme="minorBidi" w:cs="AL-Mohanad Bold" w:hint="cs"/>
+          <w:b/>
+          <w:bCs/>
+          <w:color w:val="000000" w:themeColor="text1"/>
+          <w:sz w:val="36"/>
+          <w:szCs w:val="36"/>
+          <w:rtl/>
+        </w:rPr>
+        <w:t>وعلى ذلك اوقع ,,,</w:t>
       </w:r>
     </w:p>
     <w:p>
@@ -622,8 +423,9 @@
     </w:p>
     <w:p>
       <w:pPr>
-        <w:rPr>
-          <w:rFonts w:asciiTheme="minorBidi" w:hAnsiTheme="minorBidi"/>
+        <w:spacing w:after="0"/>
+        <w:rPr>
+          <w:rFonts w:asciiTheme="minorBidi" w:hAnsiTheme="minorBidi" w:cs="AL-Mohanad Bold"/>
           <w:b/>
           <w:bCs/>
           <w:color w:val="000000" w:themeColor="text1"/>
@@ -632,11 +434,73 @@
           <w:rtl/>
         </w:rPr>
       </w:pPr>
+      <w:r>
+        <w:rPr>
+          <w:rFonts w:asciiTheme="minorBidi" w:hAnsiTheme="minorBidi" w:hint="cs"/>
+          <w:b/>
+          <w:bCs/>
+          <w:color w:val="000000" w:themeColor="text1"/>
+          <w:sz w:val="36"/>
+          <w:szCs w:val="36"/>
+          <w:rtl/>
+        </w:rPr>
+        <w:t xml:space="preserve">                                                        </w:t>
+      </w:r>
+      <w:proofErr w:type="gramStart"/>
+      <w:r>
+        <w:rPr>
+          <w:rFonts w:asciiTheme="minorBidi" w:hAnsiTheme="minorBidi" w:cs="AL-Mohanad Bold" w:hint="cs"/>
+          <w:b/>
+          <w:bCs/>
+          <w:color w:val="000000" w:themeColor="text1"/>
+          <w:sz w:val="36"/>
+          <w:szCs w:val="36"/>
+          <w:rtl/>
+        </w:rPr>
+        <w:t>العنوان :</w:t>
+      </w:r>
+      <w:proofErr w:type="gramEnd"/>
+      <w:r>
+        <w:rPr>
+          <w:rFonts w:asciiTheme="minorBidi" w:hAnsiTheme="minorBidi" w:cs="AL-Mohanad Bold" w:hint="cs"/>
+          <w:b/>
+          <w:bCs/>
+          <w:color w:val="000000" w:themeColor="text1"/>
+          <w:sz w:val="36"/>
+          <w:szCs w:val="36"/>
+          <w:rtl/>
+        </w:rPr>
+        <w:t xml:space="preserve"> </w:t>
+      </w:r>
+      <w:r>
+        <w:rPr>
+          <w:rFonts w:asciiTheme="minorBidi" w:hAnsiTheme="minorBidi" w:cs="AL-Mohanad Bold" w:hint="cs"/>
+          <w:color w:val="000000" w:themeColor="text1"/>
+          <w:sz w:val="36"/>
+          <w:szCs w:val="36"/>
+          <w:rtl/>
+        </w:rPr>
+        <w:t>............................</w:t>
+      </w:r>
+      <w:r>
+        <w:rPr>
+          <w:rFonts w:asciiTheme="minorBidi" w:hAnsiTheme="minorBidi" w:cs="AL-Mohanad Bold" w:hint="cs"/>
+          <w:b/>
+          <w:bCs/>
+          <w:color w:val="000000" w:themeColor="text1"/>
+          <w:sz w:val="36"/>
+          <w:szCs w:val="36"/>
+          <w:rtl/>
+        </w:rPr>
+        <w:t>..</w:t>
+      </w:r>
     </w:p>
     <w:p>
       <w:pPr>
-        <w:rPr>
-          <w:rFonts w:asciiTheme="minorBidi" w:hAnsiTheme="minorBidi"/>
+        <w:spacing w:after="0"/>
+        <w:ind w:left="1700"/>
+        <w:rPr>
+          <w:rFonts w:asciiTheme="minorBidi" w:hAnsiTheme="minorBidi" w:cs="AL-Mohanad Bold"/>
           <w:b/>
           <w:bCs/>
           <w:color w:val="000000" w:themeColor="text1"/>
@@ -645,11 +509,51 @@
           <w:rtl/>
         </w:rPr>
       </w:pPr>
+      <w:r>
+        <w:rPr>
+          <w:rFonts w:asciiTheme="minorBidi" w:hAnsiTheme="minorBidi" w:cs="AL-Mohanad Bold" w:hint="cs"/>
+          <w:b/>
+          <w:bCs/>
+          <w:color w:val="000000" w:themeColor="text1"/>
+          <w:sz w:val="36"/>
+          <w:szCs w:val="36"/>
+          <w:rtl/>
+        </w:rPr>
+        <w:t xml:space="preserve">                                                        </w:t>
+      </w:r>
+      <w:proofErr w:type="gramStart"/>
+      <w:r>
+        <w:rPr>
+          <w:rFonts w:asciiTheme="minorBidi" w:hAnsiTheme="minorBidi" w:cs="AL-Mohanad Bold" w:hint="cs"/>
+          <w:b/>
+          <w:bCs/>
+          <w:color w:val="000000" w:themeColor="text1"/>
+          <w:sz w:val="36"/>
+          <w:szCs w:val="36"/>
+          <w:rtl/>
+        </w:rPr>
+        <w:t>التاريخ :</w:t>
+      </w:r>
+      <w:proofErr w:type="gramEnd"/>
+      <w:r>
+        <w:rPr>
+          <w:rFonts w:asciiTheme="minorBidi" w:hAnsiTheme="minorBidi" w:cs="AL-Mohanad Bold" w:hint="cs"/>
+          <w:b/>
+          <w:bCs/>
+          <w:color w:val="000000" w:themeColor="text1"/>
+          <w:sz w:val="36"/>
+          <w:szCs w:val="36"/>
+          <w:rtl/>
+        </w:rPr>
+        <w:t xml:space="preserve">       /         /    144هـ</w:t>
+      </w:r>
     </w:p>
     <w:p>
       <w:pPr>
-        <w:rPr>
-          <w:rFonts w:asciiTheme="minorBidi" w:hAnsiTheme="minorBidi"/>
+        <w:spacing w:after="0"/>
+        <w:ind w:left="1700"/>
+        <w:rPr>
+          <w:rFonts w:asciiTheme="minorBidi" w:hAnsiTheme="minorBidi" w:cs="AL-Mohanad Bold"/>
           <w:b/>
           <w:bCs/>
           <w:color w:val="000000" w:themeColor="text1"/>
@@ -660,69 +564,73 @@
       </w:pPr>
       <w:r>
         <w:rPr>
-          <w:rFonts w:asciiTheme="minorBidi" w:hAnsiTheme="minorBidi" w:hint="cs"/>
-          <w:b/>
-          <w:bCs/>
-          <w:color w:val="000000" w:themeColor="text1"/>
-          <w:sz w:val="36"/>
-          <w:szCs w:val="36"/>
-          <w:rtl/>
-        </w:rPr>
-        <w:t xml:space="preserve">                                                        </w:t>
+          <w:rFonts w:asciiTheme="minorBidi" w:hAnsiTheme="minorBidi" w:cs="AL-Mohanad Bold" w:hint="cs"/>
+          <w:b/>
+          <w:bCs/>
+          <w:color w:val="000000" w:themeColor="text1"/>
+          <w:sz w:val="36"/>
+          <w:szCs w:val="36"/>
+          <w:rtl/>
+        </w:rPr>
+        <w:t xml:space="preserve">                                                    رقم الجوال </w:t>
       </w:r>
       <w:proofErr w:type="gramStart"/>
       <w:r>
         <w:rPr>
-          <w:rFonts w:asciiTheme="minorBidi" w:hAnsiTheme="minorBidi" w:hint="cs"/>
-          <w:b/>
-          <w:bCs/>
-          <w:color w:val="000000" w:themeColor="text1"/>
-          <w:sz w:val="36"/>
-          <w:szCs w:val="36"/>
-          <w:rtl/>
-        </w:rPr>
-        <w:t>العنوان :</w:t>
+          <w:rFonts w:asciiTheme="minorBidi" w:hAnsiTheme="minorBidi" w:cs="AL-Mohanad Bold" w:hint="cs"/>
+          <w:b/>
+          <w:bCs/>
+          <w:color w:val="000000" w:themeColor="text1"/>
+          <w:sz w:val="36"/>
+          <w:szCs w:val="36"/>
+          <w:rtl/>
+        </w:rPr>
+        <w:t xml:space="preserve">(  </w:t>
       </w:r>
       <w:proofErr w:type="gramEnd"/>
       <w:r>
         <w:rPr>
-          <w:rFonts w:asciiTheme="minorBidi" w:hAnsiTheme="minorBidi" w:hint="cs"/>
-          <w:b/>
-          <w:bCs/>
-          <w:color w:val="000000" w:themeColor="text1"/>
-          <w:sz w:val="36"/>
-          <w:szCs w:val="36"/>
-          <w:rtl/>
-        </w:rPr>
-        <w:t xml:space="preserve"> </w:t>
-      </w:r>
-      <w:r>
-        <w:rPr>
-          <w:rFonts w:asciiTheme="minorBidi" w:hAnsiTheme="minorBidi" w:hint="cs"/>
-          <w:color w:val="000000" w:themeColor="text1"/>
-          <w:sz w:val="36"/>
-          <w:szCs w:val="36"/>
-          <w:rtl/>
-        </w:rPr>
-        <w:t>............................</w:t>
-      </w:r>
-      <w:r>
-        <w:rPr>
-          <w:rFonts w:asciiTheme="minorBidi" w:hAnsiTheme="minorBidi" w:hint="cs"/>
-          <w:b/>
-          <w:bCs/>
-          <w:color w:val="000000" w:themeColor="text1"/>
-          <w:sz w:val="36"/>
-          <w:szCs w:val="36"/>
-          <w:rtl/>
-        </w:rPr>
-        <w:t>..</w:t>
+          <w:rFonts w:asciiTheme="minorBidi" w:hAnsiTheme="minorBidi" w:cs="AL-Mohanad Bold" w:hint="cs"/>
+          <w:b/>
+          <w:bCs/>
+          <w:color w:val="000000" w:themeColor="text1"/>
+          <w:sz w:val="36"/>
+          <w:szCs w:val="36"/>
+          <w:rtl/>
+        </w:rPr>
+        <w:t xml:space="preserve">                  </w:t>
+      </w:r>
+      <w:r>
+        <w:rPr>
+          <w:rFonts w:asciiTheme="minorBidi" w:hAnsiTheme="minorBidi" w:cs="AL-Mohanad Bold" w:hint="cs"/>
+          <w:b/>
+          <w:bCs/>
+          <w:color w:val="000000" w:themeColor="text1"/>
+          <w:sz w:val="36"/>
+          <w:szCs w:val="36"/>
+          <w:rtl/>
+        </w:rPr>
+        <w:t xml:space="preserve">   </w:t>
+      </w:r>
+      <w:r>
+        <w:rPr>
+          <w:rFonts w:asciiTheme="minorBidi" w:hAnsiTheme="minorBidi" w:cs="AL-Mohanad Bold" w:hint="cs"/>
+          <w:b/>
+          <w:bCs/>
+          <w:color w:val="000000" w:themeColor="text1"/>
+          <w:sz w:val="36"/>
+          <w:szCs w:val="36"/>
+          <w:rtl/>
+        </w:rPr>
+        <w:t xml:space="preserve">          )</w:t>
       </w:r>
     </w:p>
     <w:p>
       <w:pPr>
-        <w:rPr>
-          <w:rFonts w:asciiTheme="minorBidi" w:hAnsiTheme="minorBidi"/>
+        <w:spacing w:after="0"/>
+        <w:ind w:left="1700"/>
+        <w:rPr>
+          <w:rFonts w:asciiTheme="minorBidi" w:hAnsiTheme="minorBidi" w:cs="AL-Mohanad Bold"/>
           <w:b/>
           <w:bCs/>
           <w:color w:val="000000" w:themeColor="text1"/>
@@ -733,7 +641,7 @@
       </w:pPr>
       <w:r>
         <w:rPr>
-          <w:rFonts w:asciiTheme="minorBidi" w:hAnsiTheme="minorBidi" w:hint="cs"/>
+          <w:rFonts w:asciiTheme="minorBidi" w:hAnsiTheme="minorBidi" w:cs="AL-Mohanad Bold" w:hint="cs"/>
           <w:b/>
           <w:bCs/>
           <w:color w:val="000000" w:themeColor="text1"/>
@@ -746,260 +654,23 @@
       <w:proofErr w:type="gramStart"/>
       <w:r>
         <w:rPr>
-          <w:rFonts w:asciiTheme="minorBidi" w:hAnsiTheme="minorBidi" w:hint="cs"/>
-          <w:b/>
-          <w:bCs/>
-          <w:color w:val="000000" w:themeColor="text1"/>
-          <w:sz w:val="36"/>
-          <w:szCs w:val="36"/>
-          <w:rtl/>
-        </w:rPr>
-        <w:t>التاريخ :</w:t>
+          <w:rFonts w:asciiTheme="minorBidi" w:hAnsiTheme="minorBidi" w:cs="AL-Mohanad Bold" w:hint="cs"/>
+          <w:b/>
+          <w:bCs/>
+          <w:color w:val="000000" w:themeColor="text1"/>
+          <w:sz w:val="36"/>
+          <w:szCs w:val="36"/>
+          <w:rtl/>
+        </w:rPr>
+        <w:t>التوقيع :</w:t>
       </w:r>
       <w:proofErr w:type="gramEnd"/>
-      <w:r>
-        <w:rPr>
-          <w:rFonts w:asciiTheme="minorBidi" w:hAnsiTheme="minorBidi" w:hint="cs"/>
-          <w:b/>
-          <w:bCs/>
-          <w:color w:val="000000" w:themeColor="text1"/>
-          <w:sz w:val="36"/>
-          <w:szCs w:val="36"/>
-          <w:rtl/>
-        </w:rPr>
-        <w:t xml:space="preserve">       /         /    144هـ</w:t>
-      </w:r>
-    </w:p>
-    <w:p>
-      <w:pPr>
-        <w:rPr>
-          <w:rFonts w:asciiTheme="minorBidi" w:hAnsiTheme="minorBidi"/>
-          <w:b/>
-          <w:bCs/>
-          <w:color w:val="000000" w:themeColor="text1"/>
-          <w:sz w:val="36"/>
-          <w:szCs w:val="36"/>
-          <w:rtl/>
-        </w:rPr>
-      </w:pPr>
-      <w:r>
-        <w:rPr>
-          <w:rFonts w:asciiTheme="minorBidi" w:hAnsiTheme="minorBidi" w:hint="cs"/>
-          <w:b/>
-          <w:bCs/>
-          <w:color w:val="000000" w:themeColor="text1"/>
-          <w:sz w:val="36"/>
-          <w:szCs w:val="36"/>
-          <w:rtl/>
-        </w:rPr>
-        <w:t xml:space="preserve">                                                    رقم الجوال </w:t>
-      </w:r>
-      <w:proofErr w:type="gramStart"/>
-      <w:r>
-        <w:rPr>
-          <w:rFonts w:asciiTheme="minorBidi" w:hAnsiTheme="minorBidi" w:hint="cs"/>
-          <w:b/>
-          <w:bCs/>
-          <w:color w:val="000000" w:themeColor="text1"/>
-          <w:sz w:val="36"/>
-          <w:szCs w:val="36"/>
-          <w:rtl/>
-        </w:rPr>
-        <w:t xml:space="preserve">(  </w:t>
-      </w:r>
-      <w:proofErr w:type="gramEnd"/>
-      <w:r>
-        <w:rPr>
-          <w:rFonts w:asciiTheme="minorBidi" w:hAnsiTheme="minorBidi" w:hint="cs"/>
-          <w:b/>
-          <w:bCs/>
-          <w:color w:val="000000" w:themeColor="text1"/>
-          <w:sz w:val="36"/>
-          <w:szCs w:val="36"/>
-          <w:rtl/>
-        </w:rPr>
-        <w:t xml:space="preserve">                            )</w:t>
-      </w:r>
-    </w:p>
-    <w:p>
-      <w:pPr>
-        <w:rPr>
-          <w:rFonts w:asciiTheme="minorBidi" w:hAnsiTheme="minorBidi"/>
-          <w:b/>
-          <w:bCs/>
-          <w:color w:val="000000" w:themeColor="text1"/>
-          <w:sz w:val="36"/>
-          <w:szCs w:val="36"/>
-          <w:rtl/>
-        </w:rPr>
-      </w:pPr>
-      <w:r>
-        <w:rPr>
-          <w:rFonts w:asciiTheme="minorBidi" w:hAnsiTheme="minorBidi" w:hint="cs"/>
-          <w:b/>
-          <w:bCs/>
-          <w:color w:val="000000" w:themeColor="text1"/>
-          <w:sz w:val="36"/>
-          <w:szCs w:val="36"/>
-          <w:rtl/>
-        </w:rPr>
-        <w:t xml:space="preserve">                                             </w:t>
-      </w:r>
-      <w:r>
-        <w:rPr>
-          <w:rFonts w:asciiTheme="minorBidi" w:hAnsiTheme="minorBidi" w:hint="cs"/>
-          <w:b/>
-          <w:bCs/>
-          <w:color w:val="000000" w:themeColor="text1"/>
-          <w:sz w:val="36"/>
-          <w:szCs w:val="36"/>
-          <w:rtl/>
-        </w:rPr>
-        <w:t xml:space="preserve">      </w:t>
-      </w:r>
-      <w:r>
-        <w:rPr>
-          <w:rFonts w:asciiTheme="minorBidi" w:hAnsiTheme="minorBidi" w:hint="cs"/>
-          <w:b/>
-          <w:bCs/>
-          <w:color w:val="000000" w:themeColor="text1"/>
-          <w:sz w:val="36"/>
-          <w:szCs w:val="36"/>
-          <w:rtl/>
-        </w:rPr>
-        <w:t xml:space="preserve">     </w:t>
-      </w:r>
-      <w:proofErr w:type="gramStart"/>
-      <w:r>
-        <w:rPr>
-          <w:rFonts w:asciiTheme="minorBidi" w:hAnsiTheme="minorBidi" w:hint="cs"/>
-          <w:b/>
-          <w:bCs/>
-          <w:color w:val="000000" w:themeColor="text1"/>
-          <w:sz w:val="36"/>
-          <w:szCs w:val="36"/>
-          <w:rtl/>
-        </w:rPr>
-        <w:t>التوقيع :</w:t>
-      </w:r>
-      <w:proofErr w:type="gramEnd"/>
-    </w:p>
-    <w:p>
-      <w:pPr>
-        <w:bidi w:val="0"/>
-        <w:rPr>
-          <w:b/>
-          <w:bCs/>
-          <w:sz w:val="24"/>
-          <w:szCs w:val="24"/>
-        </w:rPr>
-      </w:pPr>
-      <w:proofErr w:type="gramStart"/>
-      <w:r>
-        <w:rPr>
-          <w:rFonts w:hint="cs"/>
-          <w:b/>
-          <w:bCs/>
-          <w:sz w:val="24"/>
-          <w:szCs w:val="24"/>
-          <w:rtl/>
-        </w:rPr>
-        <w:t>الرقم :</w:t>
-      </w:r>
-      <w:proofErr w:type="gramEnd"/>
-      <w:r>
-        <w:rPr>
-          <w:rFonts w:hint="cs"/>
-          <w:b/>
-          <w:bCs/>
-          <w:sz w:val="24"/>
-          <w:szCs w:val="24"/>
-          <w:rtl/>
-        </w:rPr>
-        <w:t xml:space="preserve">  </w:t>
-      </w:r>
-      <w:r>
-        <w:rPr>
-          <w:rFonts w:hint="cs"/>
-          <w:b/>
-          <w:bCs/>
-          <w:sz w:val="24"/>
-          <w:szCs w:val="24"/>
-          <w:rtl/>
-        </w:rPr>
-        <w:t xml:space="preserve">  </w:t>
-      </w:r>
-      <w:r>
-        <w:rPr>
-          <w:rFonts w:hint="cs"/>
-          <w:b/>
-          <w:bCs/>
-          <w:sz w:val="24"/>
-          <w:szCs w:val="24"/>
-          <w:rtl/>
-        </w:rPr>
-        <w:t xml:space="preserve">              </w:t>
-      </w:r>
-      <w:r>
-        <w:rPr>
-          <w:rFonts w:hint="cs"/>
-          <w:b/>
-          <w:bCs/>
-          <w:sz w:val="24"/>
-          <w:szCs w:val="24"/>
-          <w:rtl/>
-        </w:rPr>
-        <w:t xml:space="preserve"> </w:t>
-      </w:r>
-      <w:r>
-        <w:rPr>
-          <w:rFonts w:hint="cs"/>
-          <w:b/>
-          <w:bCs/>
-          <w:sz w:val="24"/>
-          <w:szCs w:val="24"/>
-          <w:rtl/>
-        </w:rPr>
-        <w:t xml:space="preserve">                    </w:t>
-      </w:r>
-      <w:r>
-        <w:rPr>
-          <w:rFonts w:hint="cs"/>
-          <w:b/>
-          <w:bCs/>
-          <w:sz w:val="24"/>
-          <w:szCs w:val="24"/>
-          <w:rtl/>
-        </w:rPr>
-        <w:t xml:space="preserve">التاريخ : </w:t>
-      </w:r>
-      <w:r>
-        <w:rPr>
-          <w:rFonts w:hint="cs"/>
-          <w:b/>
-          <w:bCs/>
-          <w:sz w:val="24"/>
-          <w:szCs w:val="24"/>
-          <w:rtl/>
-        </w:rPr>
-        <w:t xml:space="preserve">                 </w:t>
-      </w:r>
-      <w:r>
-        <w:rPr>
-          <w:rFonts w:hint="cs"/>
-          <w:b/>
-          <w:bCs/>
-          <w:sz w:val="24"/>
-          <w:szCs w:val="24"/>
-          <w:rtl/>
-        </w:rPr>
-        <w:t xml:space="preserve">                       المشفوعات :                               </w:t>
-      </w:r>
     </w:p>
     <w:sectPr>
       <w:headerReference w:type="default" r:id="rId6"/>
+      <w:footerReference w:type="default" r:id="rId7"/>
       <w:pgSz w:w="11906" w:h="16838"/>
-      <w:pgMar w:top="720" w:right="1133" w:bottom="720" w:left="709" w:header="708" w:footer="708" w:gutter="0"/>
+      <w:pgMar w:top="720" w:right="1133" w:bottom="720" w:left="709" w:header="708" w:footer="367" w:gutter="0"/>
       <w:cols w:space="708"/>
       <w:bidi/>
       <w:rtlGutter/>
@@ -1034,6 +705,47 @@
 </w:endnotes>
 </file>
 
+<file path=word/footer1.xml><?xml version="1.0" encoding="utf-8"?>
+<w:ftr xmlns:wpc="http://schemas.microsoft.com/office/word/2010/wordprocessingCanvas" xmlns:cx="http://schemas.microsoft.com/office/drawing/2014/chartex" xmlns:cx1="http://schemas.microsoft.com/office/drawing/2015/9/8/chartex" xmlns:cx2="http://schemas.microsoft.com/office/drawing/2015/10/21/chartex" xmlns:cx3="http://schemas.microsoft.com/office/drawing/2016/5/9/chartex" xmlns:cx4="http://schemas.microsoft.com/office/drawing/2016/5/10/chartex" xmlns:cx5="http://schemas.microsoft.com/office/drawing/2016/5/11/chartex" xmlns:cx6="http://schemas.microsoft.com/office/drawing/2016/5/12/chartex" xmlns:cx7="http://schemas.microsoft.com/office/drawing/2016/5/13/chartex" xmlns:cx8="http://schemas.microsoft.com/office/drawing/2016/5/14/chartex" xmlns:mc="http://schemas.openxmlformats.org/markup-compatibility/2006" xmlns:aink="http://schemas.microsoft.com/office/drawing/2016/ink" xmlns:am3d="http://schemas.microsoft.com/office/drawing/2017/model3d" xmlns:o="urn:schemas-microsoft-com:office:office" xmlns:oel="http://schemas.microsoft.com/office/2019/extlst" xmlns:r="http://schemas.openxmlformats.org/officeDocument/2006/relationships" xmlns:m="http://schemas.openxmlformats.org/officeDocument/2006/math" xmlns:v="urn:schemas-microsoft-com:vml" xmlns:wp14="http://schemas.microsoft.com/office/word/2010/wordprocessingDrawing" xmlns:wp="http://schemas.openxmlformats.org/drawingml/2006/wordprocessingDrawing" xmlns:w10="urn:schemas-microsoft-com:office:word" xmlns:w="http://schemas.openxmlformats.org/wordprocessingml/2006/main" xmlns:w14="http://schemas.microsoft.com/office/word/2010/wordml" xmlns:w15="http://schemas.microsoft.com/office/word/2012/wordml" xmlns:w16cex="http://schemas.microsoft.com/office/word/2018/wordml/cex" xmlns:w16cid="http://schemas.microsoft.com/office/word/2016/wordml/cid" xmlns:w16="http://schemas.microsoft.com/office/word/2018/wordml" xmlns:w16du="http://schemas.microsoft.com/office/word/2023/wordml/word16du" xmlns:w16sdtdh="http://schemas.microsoft.com/office/word/2020/wordml/sdtdatahash" xmlns:w16se="http://schemas.microsoft.com/office/word/2015/wordml/symex" xmlns:wpg="http://schemas.microsoft.com/office/word/2010/wordprocessingGroup" xmlns:wpi="http://schemas.microsoft.com/office/word/2010/wordprocessingInk" xmlns:wne="http://schemas.microsoft.com/office/word/2006/wordml" xmlns:wps="http://schemas.microsoft.com/office/word/2010/wordprocessingShape" mc:Ignorable="w14 w15 w16se w16cid w16 w16cex w16sdtdh w16du wp14">
+  <w:p>
+    <w:pPr>
+      <w:bidi w:val="0"/>
+      <w:rPr>
+        <w:rFonts w:hint="cs"/>
+        <w:b/>
+        <w:bCs/>
+        <w:sz w:val="24"/>
+        <w:szCs w:val="24"/>
+      </w:rPr>
+    </w:pPr>
+    <w:proofErr w:type="gramStart"/>
+    <w:r>
+      <w:rPr>
+        <w:rFonts w:hint="cs"/>
+        <w:b/>
+        <w:bCs/>
+        <w:sz w:val="24"/>
+        <w:szCs w:val="24"/>
+        <w:rtl/>
+      </w:rPr>
+      <w:t>الرقم :</w:t>
+    </w:r>
+    <w:proofErr w:type="gramEnd"/>
+    <w:r>
+      <w:rPr>
+        <w:rFonts w:hint="cs"/>
+        <w:b/>
+        <w:bCs/>
+        <w:sz w:val="24"/>
+        <w:szCs w:val="24"/>
+        <w:rtl/>
+      </w:rPr>
+      <w:t xml:space="preserve">                                       التاريخ :                                         المشفوعات :                               </w:t>
+    </w:r>
+  </w:p>
+</w:ftr>
+</file>
+
 <file path=word/footnotes.xml><?xml version="1.0" encoding="utf-8"?>
 <w:footnotes xmlns:wpc="http://schemas.microsoft.com/office/word/2010/wordprocessingCanvas" xmlns:cx="http://schemas.microsoft.com/office/drawing/2014/chartex" xmlns:cx1="http://schemas.microsoft.com/office/drawing/2015/9/8/chartex" xmlns:cx2="http://schemas.microsoft.com/office/drawing/2015/10/21/chartex" xmlns:cx3="http://schemas.microsoft.com/office/drawing/2016/5/9/chartex" xmlns:cx4="http://schemas.microsoft.com/office/drawing/2016/5/10/chartex" xmlns:cx5="http://schemas.microsoft.com/office/drawing/2016/5/11/chartex" xmlns:cx6="http://schemas.microsoft.com/office/drawing/2016/5/12/chartex" xmlns:cx7="http://schemas.microsoft.com/office/drawing/2016/5/13/chartex" xmlns:cx8="http://schemas.microsoft.com/office/drawing/2016/5/14/chartex" xmlns:mc="http://schemas.openxmlformats.org/markup-compatibility/2006" xmlns:aink="http://schemas.microsoft.com/office/drawing/2016/ink" xmlns:am3d="http://schemas.microsoft.com/office/drawing/2017/model3d" xmlns:o="urn:schemas-microsoft-com:office:office" xmlns:oel="http://schemas.microsoft.com/office/2019/extlst" xmlns:r="http://schemas.openxmlformats.org/officeDocument/2006/relationships" xmlns:m="http://schemas.openxmlformats.org/officeDocument/2006/math" xmlns:v="urn:schemas-microsoft-com:vml" xmlns:wp14="http://schemas.microsoft.com/office/word/2010/wordprocessingDrawing" xmlns:wp="http://schemas.openxmlformats.org/drawingml/2006/wordprocessingDrawing" xmlns:w10="urn:schemas-microsoft-com:office:word" xmlns:w="http://schemas.openxmlformats.org/wordprocessingml/2006/main" xmlns:w14="http://schemas.microsoft.com/office/word/2010/wordml" xmlns:w15="http://schemas.microsoft.com/office/word/2012/wordml" xmlns:w16cex="http://schemas.microsoft.com/office/word/2018/wordml/cex" xmlns:w16cid="http://schemas.microsoft.com/office/word/2016/wordml/cid" xmlns:w16="http://schemas.microsoft.com/office/word/2018/wordml" xmlns:w16du="http://schemas.microsoft.com/office/word/2023/wordml/word16du" xmlns:w16sdtdh="http://schemas.microsoft.com/office/word/2020/wordml/sdtdatahash" xmlns:w16se="http://schemas.microsoft.com/office/word/2015/wordml/symex" xmlns:wpg="http://schemas.microsoft.com/office/word/2010/wordprocessingGroup" xmlns:wpi="http://schemas.microsoft.com/office/word/2010/wordprocessingInk" xmlns:wne="http://schemas.microsoft.com/office/word/2006/wordml" xmlns:wps="http://schemas.microsoft.com/office/word/2010/wordprocessingShape" mc:Ignorable="w14 w15 w16se w16cid w16 w16cex w16sdtdh w16du wp14">
   <w:footnote w:type="separator" w:id="-1">
@@ -1066,6 +778,9 @@
       <w:pStyle w:val="a5"/>
     </w:pPr>
     <w:r>
+      <w:rPr>
+        <w:noProof/>
+      </w:rPr>
       <w:drawing>
         <wp:anchor distT="0" distB="0" distL="114300" distR="114300" simplePos="0" relativeHeight="251659264" behindDoc="1" locked="0" layoutInCell="1" allowOverlap="1" wp14:anchorId="25DCFBED" wp14:editId="666BAD88">
           <wp:simplePos x="0" y="0"/>
@@ -1090,7 +805,7 @@
               <wp:lineTo x="475" y="3130"/>
             </wp:wrapPolygon>
           </wp:wrapTight>
-          <wp:docPr id="1479100755" name="صورة 10" descr="toppng.com-مخطوطة-المملكة-العربية-السعودية-1394x527.png"/>
+          <wp:docPr id="687019541" name="صورة 10" descr="toppng.com-مخطوطة-المملكة-العربية-السعودية-1394x527.png"/>
           <wp:cNvGraphicFramePr>
             <a:graphicFrameLocks xmlns:a="http://schemas.openxmlformats.org/drawingml/2006/main" noChangeAspect="1"/>
           </wp:cNvGraphicFramePr>
@@ -1139,6 +854,9 @@
       </w:drawing>
     </w:r>
     <w:r>
+      <w:rPr>
+        <w:noProof/>
+      </w:rPr>
       <w:drawing>
         <wp:anchor distT="0" distB="0" distL="114300" distR="114300" simplePos="0" relativeHeight="251661312" behindDoc="1" locked="0" layoutInCell="1" allowOverlap="1" wp14:anchorId="4A12B888" wp14:editId="35C41776">
           <wp:simplePos x="0" y="0"/>
@@ -1163,7 +881,7 @@
               <wp:lineTo x="1816" y="0"/>
             </wp:wrapPolygon>
           </wp:wrapTight>
-          <wp:docPr id="1355838244" name="صورة 12" descr="[CITYPNG.COM]HD Bismilah Arab Calligraphy بسم الله الرحمان الرحيم Basmalah PNG - 2400x898.png"/>
+          <wp:docPr id="969064878" name="صورة 12" descr="[CITYPNG.COM]HD Bismilah Arab Calligraphy بسم الله الرحمان الرحيم Basmalah PNG - 2400x898.png"/>
           <wp:cNvGraphicFramePr>
             <a:graphicFrameLocks xmlns:a="http://schemas.openxmlformats.org/drawingml/2006/main" noChangeAspect="1"/>
           </wp:cNvGraphicFramePr>
@@ -1212,6 +930,9 @@
       </w:drawing>
     </w:r>
     <w:r>
+      <w:rPr>
+        <w:noProof/>
+      </w:rPr>
       <w:drawing>
         <wp:anchor distT="0" distB="0" distL="114300" distR="114300" simplePos="0" relativeHeight="251662336" behindDoc="1" locked="0" layoutInCell="1" allowOverlap="1" wp14:anchorId="4B3E089B" wp14:editId="21B7CBEC">
           <wp:simplePos x="0" y="0"/>
@@ -1246,7 +967,7 @@
               <wp:lineTo x="9693" y="0"/>
             </wp:wrapPolygon>
           </wp:wrapTight>
-          <wp:docPr id="1055638635" name="صورة 11" descr="الجوازات السعودية.png"/>
+          <wp:docPr id="983641389" name="صورة 11" descr="الجوازات السعودية.png"/>
           <wp:cNvGraphicFramePr>
             <a:graphicFrameLocks xmlns:a="http://schemas.openxmlformats.org/drawingml/2006/main" noChangeAspect="1"/>
           </wp:cNvGraphicFramePr>
@@ -1303,6 +1024,9 @@
       </w:rPr>
     </w:pPr>
     <w:r>
+      <w:rPr>
+        <w:noProof/>
+      </w:rPr>
       <mc:AlternateContent>
         <mc:Choice Requires="wps">
           <w:drawing>
@@ -1438,15 +1162,79 @@
   <w:p>
     <w:pPr>
       <w:pStyle w:val="a5"/>
-      <w:rPr>
-        <w:rFonts w:hint="cs"/>
-      </w:rPr>
     </w:pPr>
     <w:r>
+      <w:rPr>
+        <w:noProof/>
+      </w:rPr>
+      <w:drawing>
+        <wp:anchor distT="0" distB="0" distL="114300" distR="114300" simplePos="0" relativeHeight="251660288" behindDoc="1" locked="0" layoutInCell="1" allowOverlap="1" wp14:anchorId="2605DD97" wp14:editId="03E8E4D4">
+          <wp:simplePos x="0" y="0"/>
+          <wp:positionH relativeFrom="column">
+            <wp:posOffset>-442264</wp:posOffset>
+          </wp:positionH>
+          <wp:positionV relativeFrom="paragraph">
+            <wp:posOffset>1031846</wp:posOffset>
+          </wp:positionV>
+          <wp:extent cx="7334250" cy="8269357"/>
+          <wp:effectExtent l="0" t="0" r="0" b="0"/>
+          <wp:wrapNone/>
+          <wp:docPr id="159708106" name="صورة 13" descr="مشروع جديد (1) (1).png"/>
+          <wp:cNvGraphicFramePr>
+            <a:graphicFrameLocks xmlns:a="http://schemas.openxmlformats.org/drawingml/2006/main" noChangeAspect="1"/>
+          </wp:cNvGraphicFramePr>
+          <a:graphic xmlns:a="http://schemas.openxmlformats.org/drawingml/2006/main">
+            <a:graphicData uri="http://schemas.openxmlformats.org/drawingml/2006/picture">
+              <pic:pic xmlns:pic="http://schemas.openxmlformats.org/drawingml/2006/picture">
+                <pic:nvPicPr>
+                  <pic:cNvPr id="0" name="صورة 2" descr="مشروع جديد (1) (1).png"/>
+                  <pic:cNvPicPr>
+                    <a:picLocks noChangeAspect="1" noChangeArrowheads="1"/>
+                  </pic:cNvPicPr>
+                </pic:nvPicPr>
+                <pic:blipFill>
+                  <a:blip r:embed="rId4">
+                    <a:extLst>
+                      <a:ext uri="{28A0092B-C50C-407E-A947-70E740481C1C}">
+                        <a14:useLocalDpi xmlns:a14="http://schemas.microsoft.com/office/drawing/2010/main" val="0"/>
+                      </a:ext>
+                    </a:extLst>
+                  </a:blip>
+                  <a:srcRect/>
+                  <a:stretch>
+                    <a:fillRect/>
+                  </a:stretch>
+                </pic:blipFill>
+                <pic:spPr bwMode="auto">
+                  <a:xfrm>
+                    <a:off x="0" y="0"/>
+                    <a:ext cx="7339366" cy="8275125"/>
+                  </a:xfrm>
+                  <a:prstGeom prst="rect">
+                    <a:avLst/>
+                  </a:prstGeom>
+                  <a:noFill/>
+                </pic:spPr>
+              </pic:pic>
+            </a:graphicData>
+          </a:graphic>
+          <wp14:sizeRelH relativeFrom="margin">
+            <wp14:pctWidth>0</wp14:pctWidth>
+          </wp14:sizeRelH>
+          <wp14:sizeRelV relativeFrom="margin">
+            <wp14:pctHeight>0</wp14:pctHeight>
+          </wp14:sizeRelV>
+        </wp:anchor>
+      </w:drawing>
+    </w:r>
+    <w:r>
+      <w:rPr>
+        <w:noProof/>
+      </w:rPr>
       <mc:AlternateContent>
         <mc:Choice Requires="wps">
           <w:drawing>
-            <wp:anchor distT="0" distB="0" distL="114300" distR="114300" simplePos="0" relativeHeight="251664384" behindDoc="0" locked="0" layoutInCell="1" allowOverlap="1" wp14:anchorId="4A05570A" wp14:editId="50C13A02">
+            <wp:anchor distT="0" distB="0" distL="114300" distR="114300" simplePos="0" relativeHeight="251664384" behindDoc="0" locked="0" layoutInCell="1" allowOverlap="1" wp14:anchorId="4A05570A" wp14:editId="0A442204">
               <wp:simplePos x="0" y="0"/>
               <wp:positionH relativeFrom="column">
                 <wp:posOffset>4513580</wp:posOffset>
@@ -1569,67 +1357,6 @@
           </w:pict>
         </mc:Fallback>
       </mc:AlternateContent>
-    </w:r>
-    <w:r>
-      <w:drawing>
-        <wp:anchor distT="0" distB="0" distL="114300" distR="114300" simplePos="0" relativeHeight="251660288" behindDoc="1" locked="0" layoutInCell="1" allowOverlap="1" wp14:anchorId="2605DD97" wp14:editId="3F6E87CF">
-          <wp:simplePos x="0" y="0"/>
-          <wp:positionH relativeFrom="column">
-            <wp:posOffset>-440690</wp:posOffset>
-          </wp:positionH>
-          <wp:positionV relativeFrom="paragraph">
-            <wp:posOffset>1028700</wp:posOffset>
-          </wp:positionV>
-          <wp:extent cx="7334250" cy="7810500"/>
-          <wp:effectExtent l="0" t="0" r="0" b="0"/>
-          <wp:wrapNone/>
-          <wp:docPr id="1320009653" name="صورة 13" descr="مشروع جديد (1) (1).png"/>
-          <wp:cNvGraphicFramePr>
-            <a:graphicFrameLocks xmlns:a="http://schemas.openxmlformats.org/drawingml/2006/main" noChangeAspect="1"/>
-          </wp:cNvGraphicFramePr>
-          <a:graphic xmlns:a="http://schemas.openxmlformats.org/drawingml/2006/main">
-            <a:graphicData uri="http://schemas.openxmlformats.org/drawingml/2006/picture">
-              <pic:pic xmlns:pic="http://schemas.openxmlformats.org/drawingml/2006/picture">
-                <pic:nvPicPr>
-                  <pic:cNvPr id="0" name="صورة 2" descr="مشروع جديد (1) (1).png"/>
-                  <pic:cNvPicPr>
-                    <a:picLocks noChangeAspect="1" noChangeArrowheads="1"/>
-                  </pic:cNvPicPr>
-                </pic:nvPicPr>
-                <pic:blipFill>
-                  <a:blip r:embed="rId4">
-                    <a:extLst>
-                      <a:ext uri="{28A0092B-C50C-407E-A947-70E740481C1C}">
-                        <a14:useLocalDpi xmlns:a14="http://schemas.microsoft.com/office/drawing/2010/main" val="0"/>
-                      </a:ext>
-                    </a:extLst>
-                  </a:blip>
-                  <a:srcRect/>
-                  <a:stretch>
-                    <a:fillRect/>
-                  </a:stretch>
-                </pic:blipFill>
-                <pic:spPr bwMode="auto">
-                  <a:xfrm>
-                    <a:off x="0" y="0"/>
-                    <a:ext cx="7334250" cy="7810500"/>
-                  </a:xfrm>
-                  <a:prstGeom prst="rect">
-                    <a:avLst/>
-                  </a:prstGeom>
-                  <a:noFill/>
-                </pic:spPr>
-              </pic:pic>
-            </a:graphicData>
-          </a:graphic>
-          <wp14:sizeRelH relativeFrom="margin">
-            <wp14:pctWidth>0</wp14:pctWidth>
-          </wp14:sizeRelH>
-          <wp14:sizeRelV relativeFrom="margin">
-            <wp14:pctHeight>0</wp14:pctHeight>
-          </wp14:sizeRelV>
-        </wp:anchor>
-      </w:drawing>
     </w:r>
   </w:p>
 </w:hdr>
@@ -2061,6 +1788,7 @@
   <w:style w:type="character" w:default="1" w:styleId="a0">
     <w:name w:val="Default Paragraph Font"/>
     <w:uiPriority w:val="1"/>
+    <w:semiHidden/>
     <w:unhideWhenUsed/>
   </w:style>
   <w:style w:type="table" w:default="1" w:styleId="a1">
